--- a/01_项目管理/02_光与朽项目/04_AI对话记录/程序AI对话.docx
+++ b/01_项目管理/02_光与朽项目/04_AI对话记录/程序AI对话.docx
@@ -3855,6 +3855,7 @@
             <w:insideH w:val="none" w:color="auto" w:sz="0" w:space="0"/>
             <w:insideV w:val="none" w:color="auto" w:sz="0" w:space="0"/>
           </w:tblBorders>
+          <w:shd w:val="clear" w:color="auto" w:fill="auto"/>
           <w:tblCellMar>
             <w:top w:w="15" w:type="dxa"/>
             <w:left w:w="15" w:type="dxa"/>
@@ -4025,6 +4026,7 @@
             <w:insideH w:val="none" w:color="auto" w:sz="0" w:space="0"/>
             <w:insideV w:val="none" w:color="auto" w:sz="0" w:space="0"/>
           </w:tblBorders>
+          <w:shd w:val="clear" w:color="auto" w:fill="auto"/>
           <w:tblCellMar>
             <w:top w:w="15" w:type="dxa"/>
             <w:left w:w="15" w:type="dxa"/>
@@ -4204,6 +4206,7 @@
             <w:insideH w:val="none" w:color="auto" w:sz="0" w:space="0"/>
             <w:insideV w:val="none" w:color="auto" w:sz="0" w:space="0"/>
           </w:tblBorders>
+          <w:shd w:val="clear" w:color="auto" w:fill="auto"/>
           <w:tblCellMar>
             <w:top w:w="15" w:type="dxa"/>
             <w:left w:w="15" w:type="dxa"/>
@@ -4383,6 +4386,7 @@
             <w:insideH w:val="none" w:color="auto" w:sz="0" w:space="0"/>
             <w:insideV w:val="none" w:color="auto" w:sz="0" w:space="0"/>
           </w:tblBorders>
+          <w:shd w:val="clear" w:color="auto" w:fill="auto"/>
           <w:tblCellMar>
             <w:top w:w="15" w:type="dxa"/>
             <w:left w:w="15" w:type="dxa"/>
@@ -4562,6 +4566,7 @@
             <w:insideH w:val="none" w:color="auto" w:sz="0" w:space="0"/>
             <w:insideV w:val="none" w:color="auto" w:sz="0" w:space="0"/>
           </w:tblBorders>
+          <w:shd w:val="clear" w:color="auto" w:fill="auto"/>
           <w:tblCellMar>
             <w:top w:w="15" w:type="dxa"/>
             <w:left w:w="15" w:type="dxa"/>
@@ -4741,6 +4746,7 @@
             <w:insideH w:val="none" w:color="auto" w:sz="0" w:space="0"/>
             <w:insideV w:val="none" w:color="auto" w:sz="0" w:space="0"/>
           </w:tblBorders>
+          <w:shd w:val="clear" w:color="auto" w:fill="auto"/>
           <w:tblCellMar>
             <w:top w:w="15" w:type="dxa"/>
             <w:left w:w="15" w:type="dxa"/>
@@ -24466,6 +24472,7 @@
             <w:insideH w:val="none" w:color="auto" w:sz="0" w:space="0"/>
             <w:insideV w:val="none" w:color="auto" w:sz="0" w:space="0"/>
           </w:tblBorders>
+          <w:shd w:val="clear" w:color="auto" w:fill="auto"/>
           <w:tblCellMar>
             <w:top w:w="15" w:type="dxa"/>
             <w:left w:w="15" w:type="dxa"/>
@@ -24707,6 +24714,7 @@
             <w:insideH w:val="none" w:color="auto" w:sz="0" w:space="0"/>
             <w:insideV w:val="none" w:color="auto" w:sz="0" w:space="0"/>
           </w:tblBorders>
+          <w:shd w:val="clear" w:color="auto" w:fill="auto"/>
           <w:tblCellMar>
             <w:top w:w="15" w:type="dxa"/>
             <w:left w:w="15" w:type="dxa"/>
@@ -24932,6 +24940,7 @@
             <w:insideH w:val="none" w:color="auto" w:sz="0" w:space="0"/>
             <w:insideV w:val="none" w:color="auto" w:sz="0" w:space="0"/>
           </w:tblBorders>
+          <w:shd w:val="clear" w:color="auto" w:fill="auto"/>
           <w:tblCellMar>
             <w:top w:w="15" w:type="dxa"/>
             <w:left w:w="15" w:type="dxa"/>
@@ -25157,6 +25166,7 @@
             <w:insideH w:val="none" w:color="auto" w:sz="0" w:space="0"/>
             <w:insideV w:val="none" w:color="auto" w:sz="0" w:space="0"/>
           </w:tblBorders>
+          <w:shd w:val="clear" w:color="auto" w:fill="auto"/>
           <w:tblCellMar>
             <w:top w:w="15" w:type="dxa"/>
             <w:left w:w="15" w:type="dxa"/>
@@ -25396,6 +25406,7 @@
             <w:insideH w:val="none" w:color="auto" w:sz="0" w:space="0"/>
             <w:insideV w:val="none" w:color="auto" w:sz="0" w:space="0"/>
           </w:tblBorders>
+          <w:shd w:val="clear" w:color="auto" w:fill="auto"/>
           <w:tblCellMar>
             <w:top w:w="15" w:type="dxa"/>
             <w:left w:w="15" w:type="dxa"/>
@@ -25623,6 +25634,7 @@
             <w:insideH w:val="none" w:color="auto" w:sz="0" w:space="0"/>
             <w:insideV w:val="none" w:color="auto" w:sz="0" w:space="0"/>
           </w:tblBorders>
+          <w:shd w:val="clear" w:color="auto" w:fill="auto"/>
           <w:tblCellMar>
             <w:top w:w="15" w:type="dxa"/>
             <w:left w:w="15" w:type="dxa"/>
@@ -25939,6 +25951,7 @@
             <w:insideH w:val="none" w:color="auto" w:sz="0" w:space="0"/>
             <w:insideV w:val="none" w:color="auto" w:sz="0" w:space="0"/>
           </w:tblBorders>
+          <w:shd w:val="clear" w:color="auto" w:fill="auto"/>
           <w:tblCellMar>
             <w:top w:w="15" w:type="dxa"/>
             <w:left w:w="15" w:type="dxa"/>
@@ -26183,6 +26196,7 @@
             <w:insideH w:val="none" w:color="auto" w:sz="0" w:space="0"/>
             <w:insideV w:val="none" w:color="auto" w:sz="0" w:space="0"/>
           </w:tblBorders>
+          <w:shd w:val="clear" w:color="auto" w:fill="auto"/>
           <w:tblCellMar>
             <w:top w:w="15" w:type="dxa"/>
             <w:left w:w="15" w:type="dxa"/>
@@ -26888,6 +26902,7 @@
             <w:insideH w:val="none" w:color="auto" w:sz="0" w:space="0"/>
             <w:insideV w:val="none" w:color="auto" w:sz="0" w:space="0"/>
           </w:tblBorders>
+          <w:shd w:val="clear" w:color="auto" w:fill="auto"/>
           <w:tblCellMar>
             <w:top w:w="15" w:type="dxa"/>
             <w:left w:w="15" w:type="dxa"/>
@@ -28168,6 +28183,7 @@
             <w:insideH w:val="none" w:color="auto" w:sz="0" w:space="0"/>
             <w:insideV w:val="none" w:color="auto" w:sz="0" w:space="0"/>
           </w:tblBorders>
+          <w:shd w:val="clear" w:color="auto" w:fill="auto"/>
           <w:tblCellMar>
             <w:top w:w="15" w:type="dxa"/>
             <w:left w:w="15" w:type="dxa"/>
@@ -29681,6 +29697,7 @@
             <w:insideH w:val="none" w:color="auto" w:sz="0" w:space="0"/>
             <w:insideV w:val="none" w:color="auto" w:sz="0" w:space="0"/>
           </w:tblBorders>
+          <w:shd w:val="clear" w:color="auto" w:fill="auto"/>
           <w:tblCellMar>
             <w:top w:w="15" w:type="dxa"/>
             <w:left w:w="15" w:type="dxa"/>
@@ -29908,6 +29925,7 @@
             <w:insideH w:val="none" w:color="auto" w:sz="0" w:space="0"/>
             <w:insideV w:val="none" w:color="auto" w:sz="0" w:space="0"/>
           </w:tblBorders>
+          <w:shd w:val="clear" w:color="auto" w:fill="auto"/>
           <w:tblCellMar>
             <w:top w:w="15" w:type="dxa"/>
             <w:left w:w="15" w:type="dxa"/>
@@ -30157,6 +30175,7 @@
             <w:insideH w:val="none" w:color="auto" w:sz="0" w:space="0"/>
             <w:insideV w:val="none" w:color="auto" w:sz="0" w:space="0"/>
           </w:tblBorders>
+          <w:shd w:val="clear" w:color="auto" w:fill="auto"/>
           <w:tblCellMar>
             <w:top w:w="15" w:type="dxa"/>
             <w:left w:w="15" w:type="dxa"/>
@@ -45195,18 +45214,7 @@
           <w:szCs w:val="24"/>
           <w:lang w:val="en-US" w:eastAsia="zh-CN"/>
         </w:rPr>
-        <w:t>我通关第一章深暗虚空后，为什么没有解</w:t>
-      </w:r>
-      <w:bookmarkStart w:id="0" w:name="_GoBack"/>
-      <w:bookmarkEnd w:id="0"/>
-      <w:r>
-        <w:rPr>
-          <w:rFonts w:hint="eastAsia" w:ascii="宋体" w:hAnsi="宋体" w:eastAsia="宋体" w:cs="宋体"/>
-          <w:sz w:val="24"/>
-          <w:szCs w:val="24"/>
-          <w:lang w:val="en-US" w:eastAsia="zh-CN"/>
-        </w:rPr>
-        <w:t>锁第二章熔岩虚空？并且深暗虚空的难度1的图标没有亮起。</w:t>
+        <w:t>我通关第一章深暗虚空后，为什么没有解锁第二章熔岩虚空？并且深暗虚空的难度1的图标没有亮起。</w:t>
       </w:r>
     </w:p>
     <w:p>
@@ -45486,6 +45494,1011 @@
           <w:lang w:val="en-US" w:eastAsia="zh-CN"/>
         </w:rPr>
         <w:t>充能效率：&lt;color=#FF4444&gt;+5.0% ▼&lt;/color&gt;</w:t>
+      </w:r>
+    </w:p>
+    <w:p>
+      <w:pPr>
+        <w:pStyle w:val="6"/>
+        <w:keepNext w:val="0"/>
+        <w:keepLines w:val="0"/>
+        <w:pageBreakBefore w:val="0"/>
+        <w:widowControl/>
+        <w:numPr>
+          <w:ilvl w:val="0"/>
+          <w:numId w:val="0"/>
+        </w:numPr>
+        <w:suppressLineNumbers w:val="0"/>
+        <w:tabs>
+          <w:tab w:val="left" w:pos="312"/>
+        </w:tabs>
+        <w:kinsoku/>
+        <w:wordWrap/>
+        <w:overflowPunct/>
+        <w:topLinePunct w:val="0"/>
+        <w:autoSpaceDE/>
+        <w:autoSpaceDN/>
+        <w:bidi w:val="0"/>
+        <w:adjustRightInd/>
+        <w:snapToGrid/>
+        <w:spacing w:before="0" w:beforeAutospacing="0" w:after="0" w:afterAutospacing="0" w:line="360" w:lineRule="exact"/>
+        <w:ind w:right="0" w:rightChars="0"/>
+        <w:jc w:val="left"/>
+        <w:textAlignment w:val="auto"/>
+        <w:rPr>
+          <w:rFonts w:hint="default" w:ascii="宋体" w:hAnsi="宋体" w:eastAsia="宋体" w:cs="宋体"/>
+          <w:sz w:val="24"/>
+          <w:szCs w:val="24"/>
+          <w:lang w:val="en-US" w:eastAsia="zh-CN"/>
+        </w:rPr>
+      </w:pPr>
+    </w:p>
+    <w:p>
+      <w:pPr>
+        <w:pStyle w:val="6"/>
+        <w:keepNext w:val="0"/>
+        <w:keepLines w:val="0"/>
+        <w:pageBreakBefore w:val="0"/>
+        <w:widowControl/>
+        <w:numPr>
+          <w:ilvl w:val="0"/>
+          <w:numId w:val="0"/>
+        </w:numPr>
+        <w:suppressLineNumbers w:val="0"/>
+        <w:tabs>
+          <w:tab w:val="left" w:pos="312"/>
+        </w:tabs>
+        <w:kinsoku/>
+        <w:wordWrap/>
+        <w:overflowPunct/>
+        <w:topLinePunct w:val="0"/>
+        <w:autoSpaceDE/>
+        <w:autoSpaceDN/>
+        <w:bidi w:val="0"/>
+        <w:adjustRightInd/>
+        <w:snapToGrid/>
+        <w:spacing w:before="0" w:beforeAutospacing="0" w:after="0" w:afterAutospacing="0" w:line="360" w:lineRule="exact"/>
+        <w:ind w:right="0" w:rightChars="0"/>
+        <w:jc w:val="left"/>
+        <w:textAlignment w:val="auto"/>
+        <w:rPr>
+          <w:rFonts w:hint="default" w:ascii="宋体" w:hAnsi="宋体" w:eastAsia="宋体" w:cs="宋体"/>
+          <w:sz w:val="24"/>
+          <w:szCs w:val="24"/>
+          <w:lang w:val="en-US" w:eastAsia="zh-CN"/>
+        </w:rPr>
+      </w:pPr>
+    </w:p>
+    <w:p>
+      <w:pPr>
+        <w:pStyle w:val="6"/>
+        <w:keepNext w:val="0"/>
+        <w:keepLines w:val="0"/>
+        <w:widowControl/>
+        <w:suppressLineNumbers w:val="0"/>
+      </w:pPr>
+      <w:r>
+        <w:t>请读取我知识库里工程中最新代码，协助我查找2个问题，并解决。1.战斗内，杀死怪物获得经验升级，没有弹出技能三选一面板。 2.战斗内旋转激光有些卡顿。如果你查不到直接原因，可随时让我添加log日志，更详细的查看日志，或者性能分析器，来解决这2个问题。</w:t>
+      </w:r>
+    </w:p>
+    <w:p>
+      <w:pPr>
+        <w:pStyle w:val="6"/>
+        <w:keepNext w:val="0"/>
+        <w:keepLines w:val="0"/>
+        <w:widowControl/>
+        <w:suppressLineNumbers w:val="0"/>
+      </w:pPr>
+      <w:r>
+        <w:t>再修复代码的时候，请读取我知识库中工程的最新代码上进行修改，如果修复某个脚本的代码较少，不用输出完整代码，只输出需要修复的部分代码。 如果改动某个脚本较大时，则输出该代码的完整代码。再修复的过程中，尽量保证代码原有的功能是正常的。如有不确定的情况请询问我，再进行修复。</w:t>
+      </w:r>
+    </w:p>
+    <w:p>
+      <w:pPr>
+        <w:pStyle w:val="6"/>
+        <w:keepNext w:val="0"/>
+        <w:keepLines w:val="0"/>
+        <w:widowControl/>
+        <w:suppressLineNumbers w:val="0"/>
+      </w:pPr>
+      <w:r>
+        <w:t>有任何不清晰的地方，都先询问完我在进行开始制作。在你遇到制作中 不确定的关键性问题，需要询问我得到明确回复后，你再继续完成。</w:t>
+      </w:r>
+    </w:p>
+    <w:p>
+      <w:pPr>
+        <w:pStyle w:val="6"/>
+        <w:keepNext w:val="0"/>
+        <w:keepLines w:val="0"/>
+        <w:pageBreakBefore w:val="0"/>
+        <w:widowControl/>
+        <w:numPr>
+          <w:ilvl w:val="0"/>
+          <w:numId w:val="0"/>
+        </w:numPr>
+        <w:suppressLineNumbers w:val="0"/>
+        <w:tabs>
+          <w:tab w:val="left" w:pos="312"/>
+        </w:tabs>
+        <w:kinsoku/>
+        <w:wordWrap/>
+        <w:overflowPunct/>
+        <w:topLinePunct w:val="0"/>
+        <w:autoSpaceDE/>
+        <w:autoSpaceDN/>
+        <w:bidi w:val="0"/>
+        <w:adjustRightInd/>
+        <w:snapToGrid/>
+        <w:spacing w:before="0" w:beforeAutospacing="0" w:after="0" w:afterAutospacing="0" w:line="360" w:lineRule="exact"/>
+        <w:ind w:right="0" w:rightChars="0"/>
+        <w:jc w:val="left"/>
+        <w:textAlignment w:val="auto"/>
+        <w:rPr>
+          <w:rFonts w:hint="default" w:ascii="宋体" w:hAnsi="宋体" w:eastAsia="宋体" w:cs="宋体"/>
+          <w:sz w:val="24"/>
+          <w:szCs w:val="24"/>
+          <w:lang w:val="en-US" w:eastAsia="zh-CN"/>
+        </w:rPr>
+      </w:pPr>
+    </w:p>
+    <w:p>
+      <w:pPr>
+        <w:pStyle w:val="6"/>
+        <w:keepNext w:val="0"/>
+        <w:keepLines w:val="0"/>
+        <w:pageBreakBefore w:val="0"/>
+        <w:widowControl/>
+        <w:numPr>
+          <w:ilvl w:val="0"/>
+          <w:numId w:val="0"/>
+        </w:numPr>
+        <w:suppressLineNumbers w:val="0"/>
+        <w:tabs>
+          <w:tab w:val="left" w:pos="312"/>
+        </w:tabs>
+        <w:kinsoku/>
+        <w:wordWrap/>
+        <w:overflowPunct/>
+        <w:topLinePunct w:val="0"/>
+        <w:autoSpaceDE/>
+        <w:autoSpaceDN/>
+        <w:bidi w:val="0"/>
+        <w:adjustRightInd/>
+        <w:snapToGrid/>
+        <w:spacing w:before="0" w:beforeAutospacing="0" w:after="0" w:afterAutospacing="0" w:line="360" w:lineRule="exact"/>
+        <w:ind w:right="0" w:rightChars="0"/>
+        <w:jc w:val="left"/>
+        <w:textAlignment w:val="auto"/>
+        <w:rPr>
+          <w:rFonts w:hint="default" w:ascii="宋体" w:hAnsi="宋体" w:eastAsia="宋体" w:cs="宋体"/>
+          <w:sz w:val="24"/>
+          <w:szCs w:val="24"/>
+          <w:lang w:val="en-US" w:eastAsia="zh-CN"/>
+        </w:rPr>
+      </w:pPr>
+    </w:p>
+    <w:p>
+      <w:pPr>
+        <w:pStyle w:val="6"/>
+        <w:keepNext w:val="0"/>
+        <w:keepLines w:val="0"/>
+        <w:pageBreakBefore w:val="0"/>
+        <w:widowControl/>
+        <w:numPr>
+          <w:ilvl w:val="0"/>
+          <w:numId w:val="0"/>
+        </w:numPr>
+        <w:suppressLineNumbers w:val="0"/>
+        <w:tabs>
+          <w:tab w:val="left" w:pos="312"/>
+        </w:tabs>
+        <w:kinsoku/>
+        <w:wordWrap/>
+        <w:overflowPunct/>
+        <w:topLinePunct w:val="0"/>
+        <w:autoSpaceDE/>
+        <w:autoSpaceDN/>
+        <w:bidi w:val="0"/>
+        <w:adjustRightInd/>
+        <w:snapToGrid/>
+        <w:spacing w:before="0" w:beforeAutospacing="0" w:after="0" w:afterAutospacing="0" w:line="360" w:lineRule="exact"/>
+        <w:ind w:right="0" w:rightChars="0"/>
+        <w:jc w:val="left"/>
+        <w:textAlignment w:val="auto"/>
+        <w:rPr>
+          <w:rFonts w:hint="eastAsia" w:ascii="宋体" w:hAnsi="宋体" w:eastAsia="宋体" w:cs="宋体"/>
+          <w:sz w:val="24"/>
+          <w:szCs w:val="24"/>
+          <w:lang w:val="en-US" w:eastAsia="zh-CN"/>
+        </w:rPr>
+      </w:pPr>
+      <w:r>
+        <w:rPr>
+          <w:rFonts w:hint="eastAsia" w:ascii="宋体" w:hAnsi="宋体" w:eastAsia="宋体" w:cs="宋体"/>
+          <w:sz w:val="24"/>
+          <w:szCs w:val="24"/>
+          <w:lang w:val="en-US" w:eastAsia="zh-CN"/>
+        </w:rPr>
+        <w:t>协助我解决3个问题。1.弹出体力信息面板后TopBarTipsPanel，点击广告按钮后，信息面板没有关闭（需要关闭）。</w:t>
+      </w:r>
+    </w:p>
+    <w:p>
+      <w:pPr>
+        <w:pStyle w:val="6"/>
+        <w:keepNext w:val="0"/>
+        <w:keepLines w:val="0"/>
+        <w:pageBreakBefore w:val="0"/>
+        <w:widowControl/>
+        <w:numPr>
+          <w:ilvl w:val="0"/>
+          <w:numId w:val="12"/>
+        </w:numPr>
+        <w:suppressLineNumbers w:val="0"/>
+        <w:kinsoku/>
+        <w:wordWrap/>
+        <w:overflowPunct/>
+        <w:topLinePunct w:val="0"/>
+        <w:autoSpaceDE/>
+        <w:autoSpaceDN/>
+        <w:bidi w:val="0"/>
+        <w:adjustRightInd/>
+        <w:snapToGrid/>
+        <w:spacing w:before="0" w:beforeAutospacing="0" w:after="0" w:afterAutospacing="0" w:line="360" w:lineRule="exact"/>
+        <w:ind w:left="0" w:leftChars="0" w:right="0" w:rightChars="0" w:firstLine="0" w:firstLineChars="0"/>
+        <w:jc w:val="left"/>
+        <w:textAlignment w:val="auto"/>
+        <w:rPr>
+          <w:rFonts w:hint="eastAsia" w:ascii="宋体" w:hAnsi="宋体" w:eastAsia="宋体" w:cs="宋体"/>
+          <w:sz w:val="24"/>
+          <w:szCs w:val="24"/>
+          <w:lang w:val="en-US" w:eastAsia="zh-CN"/>
+        </w:rPr>
+      </w:pPr>
+      <w:r>
+        <w:rPr>
+          <w:rFonts w:hint="eastAsia" w:ascii="宋体" w:hAnsi="宋体" w:eastAsia="宋体" w:cs="宋体"/>
+          <w:sz w:val="24"/>
+          <w:szCs w:val="24"/>
+          <w:lang w:val="en-US" w:eastAsia="zh-CN"/>
+        </w:rPr>
+        <w:t>今日已达上限等文案，需要显示在InfoMainText里，而不是在按钮文本上显示。</w:t>
+      </w:r>
+    </w:p>
+    <w:p>
+      <w:pPr>
+        <w:pStyle w:val="6"/>
+        <w:keepNext w:val="0"/>
+        <w:keepLines w:val="0"/>
+        <w:pageBreakBefore w:val="0"/>
+        <w:widowControl/>
+        <w:numPr>
+          <w:ilvl w:val="0"/>
+          <w:numId w:val="12"/>
+        </w:numPr>
+        <w:suppressLineNumbers w:val="0"/>
+        <w:kinsoku/>
+        <w:wordWrap/>
+        <w:overflowPunct/>
+        <w:topLinePunct w:val="0"/>
+        <w:autoSpaceDE/>
+        <w:autoSpaceDN/>
+        <w:bidi w:val="0"/>
+        <w:adjustRightInd/>
+        <w:snapToGrid/>
+        <w:spacing w:before="0" w:beforeAutospacing="0" w:after="0" w:afterAutospacing="0" w:line="360" w:lineRule="exact"/>
+        <w:ind w:left="0" w:leftChars="0" w:right="0" w:rightChars="0" w:firstLine="0" w:firstLineChars="0"/>
+        <w:jc w:val="left"/>
+        <w:textAlignment w:val="auto"/>
+        <w:rPr>
+          <w:rFonts w:hint="default" w:ascii="宋体" w:hAnsi="宋体" w:eastAsia="宋体" w:cs="宋体"/>
+          <w:sz w:val="24"/>
+          <w:szCs w:val="24"/>
+          <w:lang w:val="en-US" w:eastAsia="zh-CN"/>
+        </w:rPr>
+      </w:pPr>
+      <w:r>
+        <w:rPr>
+          <w:rFonts w:hint="eastAsia" w:ascii="宋体" w:hAnsi="宋体" w:eastAsia="宋体" w:cs="宋体"/>
+          <w:sz w:val="24"/>
+          <w:szCs w:val="24"/>
+          <w:lang w:val="en-US" w:eastAsia="zh-CN"/>
+        </w:rPr>
+        <w:t>当体力达到上限，按钮不能点击效果，应该是按钮置灰和按钮下的视频图标、资源图标，资源文本等都需要置灰。</w:t>
+      </w:r>
+    </w:p>
+    <w:p>
+      <w:pPr>
+        <w:pStyle w:val="6"/>
+        <w:keepNext w:val="0"/>
+        <w:keepLines w:val="0"/>
+        <w:pageBreakBefore w:val="0"/>
+        <w:widowControl/>
+        <w:numPr>
+          <w:numId w:val="0"/>
+        </w:numPr>
+        <w:suppressLineNumbers w:val="0"/>
+        <w:tabs>
+          <w:tab w:val="left" w:pos="312"/>
+        </w:tabs>
+        <w:kinsoku/>
+        <w:wordWrap/>
+        <w:overflowPunct/>
+        <w:topLinePunct w:val="0"/>
+        <w:autoSpaceDE/>
+        <w:autoSpaceDN/>
+        <w:bidi w:val="0"/>
+        <w:adjustRightInd/>
+        <w:snapToGrid/>
+        <w:spacing w:before="0" w:beforeAutospacing="0" w:after="0" w:afterAutospacing="0" w:line="360" w:lineRule="exact"/>
+        <w:ind w:right="0" w:rightChars="0"/>
+        <w:jc w:val="left"/>
+        <w:textAlignment w:val="auto"/>
+        <w:rPr>
+          <w:rFonts w:hint="eastAsia" w:ascii="宋体" w:hAnsi="宋体" w:eastAsia="宋体" w:cs="宋体"/>
+          <w:sz w:val="24"/>
+          <w:szCs w:val="24"/>
+          <w:lang w:val="en-US" w:eastAsia="zh-CN"/>
+        </w:rPr>
+      </w:pPr>
+    </w:p>
+    <w:p>
+      <w:pPr>
+        <w:pStyle w:val="6"/>
+        <w:keepNext w:val="0"/>
+        <w:keepLines w:val="0"/>
+        <w:pageBreakBefore w:val="0"/>
+        <w:widowControl/>
+        <w:numPr>
+          <w:numId w:val="0"/>
+        </w:numPr>
+        <w:suppressLineNumbers w:val="0"/>
+        <w:tabs>
+          <w:tab w:val="left" w:pos="312"/>
+        </w:tabs>
+        <w:kinsoku/>
+        <w:wordWrap/>
+        <w:overflowPunct/>
+        <w:topLinePunct w:val="0"/>
+        <w:autoSpaceDE/>
+        <w:autoSpaceDN/>
+        <w:bidi w:val="0"/>
+        <w:adjustRightInd/>
+        <w:snapToGrid/>
+        <w:spacing w:before="0" w:beforeAutospacing="0" w:after="0" w:afterAutospacing="0" w:line="360" w:lineRule="exact"/>
+        <w:ind w:right="0" w:rightChars="0"/>
+        <w:jc w:val="left"/>
+        <w:textAlignment w:val="auto"/>
+        <w:rPr>
+          <w:rFonts w:hint="eastAsia" w:ascii="宋体" w:hAnsi="宋体" w:eastAsia="宋体" w:cs="宋体"/>
+          <w:sz w:val="24"/>
+          <w:szCs w:val="24"/>
+          <w:lang w:val="en-US" w:eastAsia="zh-CN"/>
+        </w:rPr>
+      </w:pPr>
+    </w:p>
+    <w:p>
+      <w:pPr>
+        <w:pStyle w:val="6"/>
+        <w:keepNext w:val="0"/>
+        <w:keepLines w:val="0"/>
+        <w:pageBreakBefore w:val="0"/>
+        <w:widowControl/>
+        <w:numPr>
+          <w:numId w:val="0"/>
+        </w:numPr>
+        <w:suppressLineNumbers w:val="0"/>
+        <w:tabs>
+          <w:tab w:val="left" w:pos="312"/>
+        </w:tabs>
+        <w:kinsoku/>
+        <w:wordWrap/>
+        <w:overflowPunct/>
+        <w:topLinePunct w:val="0"/>
+        <w:autoSpaceDE/>
+        <w:autoSpaceDN/>
+        <w:bidi w:val="0"/>
+        <w:adjustRightInd/>
+        <w:snapToGrid/>
+        <w:spacing w:before="0" w:beforeAutospacing="0" w:after="0" w:afterAutospacing="0" w:line="360" w:lineRule="exact"/>
+        <w:ind w:right="0" w:rightChars="0"/>
+        <w:jc w:val="left"/>
+        <w:textAlignment w:val="auto"/>
+        <w:rPr>
+          <w:rFonts w:ascii="Segoe UI" w:hAnsi="Segoe UI" w:eastAsia="Segoe UI" w:cs="Segoe UI"/>
+          <w:i w:val="0"/>
+          <w:iCs w:val="0"/>
+          <w:caps w:val="0"/>
+          <w:color w:val="FAF9F5"/>
+          <w:spacing w:val="0"/>
+          <w:sz w:val="19"/>
+          <w:szCs w:val="19"/>
+          <w:shd w:val="clear" w:fill="141413"/>
+        </w:rPr>
+      </w:pPr>
+      <w:r>
+        <w:rPr>
+          <w:rFonts w:ascii="Segoe UI" w:hAnsi="Segoe UI" w:eastAsia="Segoe UI" w:cs="Segoe UI"/>
+          <w:i w:val="0"/>
+          <w:iCs w:val="0"/>
+          <w:caps w:val="0"/>
+          <w:color w:val="FAF9F5"/>
+          <w:spacing w:val="0"/>
+          <w:sz w:val="19"/>
+          <w:szCs w:val="19"/>
+          <w:shd w:val="clear" w:fill="141413"/>
+        </w:rPr>
+        <w:t>请读取我知识库里工程中最新代码，协助我查找战斗的波次间隙没有无人机三选一</w:t>
+      </w:r>
+      <w:r>
+        <w:rPr>
+          <w:rFonts w:hint="eastAsia" w:ascii="Segoe UI" w:hAnsi="Segoe UI" w:eastAsia="宋体" w:cs="Segoe UI"/>
+          <w:i w:val="0"/>
+          <w:iCs w:val="0"/>
+          <w:caps w:val="0"/>
+          <w:color w:val="FAF9F5"/>
+          <w:spacing w:val="0"/>
+          <w:sz w:val="19"/>
+          <w:szCs w:val="19"/>
+          <w:shd w:val="clear" w:fill="141413"/>
+          <w:lang w:val="en-US" w:eastAsia="zh-CN"/>
+        </w:rPr>
+        <w:t>的BUG问题。</w:t>
+      </w:r>
+      <w:r>
+        <w:rPr>
+          <w:rFonts w:ascii="Segoe UI" w:hAnsi="Segoe UI" w:eastAsia="Segoe UI" w:cs="Segoe UI"/>
+          <w:i w:val="0"/>
+          <w:iCs w:val="0"/>
+          <w:caps w:val="0"/>
+          <w:color w:val="FAF9F5"/>
+          <w:spacing w:val="0"/>
+          <w:sz w:val="19"/>
+          <w:szCs w:val="19"/>
+          <w:shd w:val="clear" w:fill="141413"/>
+        </w:rPr>
+        <w:t>如果你查不到直接原因，可随时让我添加log日志，更详细的查看日志，或者性能分析器，来解决这2个问题。再修复代码的时候，请读取我知识库中工程的最新代码上进行修改，如果修复某个脚本的代码较少，不用输出完整代码，只输出需要修复的部分代码。 如果改动某个脚本较大时，则输出该代码的完整代码。再修复的过程中，尽量保证代码原有的功能是正常的。如有不确定的情况请询问我，再进行修复。 有任何不清晰的地方，都先询问完我在进行开始制作。在你遇到制作中 不确定的关键性问题，需要询问我得到明确回复后，你再继续完成。</w:t>
+      </w:r>
+    </w:p>
+    <w:p>
+      <w:pPr>
+        <w:pStyle w:val="6"/>
+        <w:keepNext w:val="0"/>
+        <w:keepLines w:val="0"/>
+        <w:pageBreakBefore w:val="0"/>
+        <w:widowControl/>
+        <w:numPr>
+          <w:numId w:val="0"/>
+        </w:numPr>
+        <w:suppressLineNumbers w:val="0"/>
+        <w:tabs>
+          <w:tab w:val="left" w:pos="312"/>
+        </w:tabs>
+        <w:kinsoku/>
+        <w:wordWrap/>
+        <w:overflowPunct/>
+        <w:topLinePunct w:val="0"/>
+        <w:autoSpaceDE/>
+        <w:autoSpaceDN/>
+        <w:bidi w:val="0"/>
+        <w:adjustRightInd/>
+        <w:snapToGrid/>
+        <w:spacing w:before="0" w:beforeAutospacing="0" w:after="0" w:afterAutospacing="0" w:line="360" w:lineRule="exact"/>
+        <w:ind w:right="0" w:rightChars="0"/>
+        <w:jc w:val="left"/>
+        <w:textAlignment w:val="auto"/>
+        <w:rPr>
+          <w:rFonts w:hint="default" w:ascii="Segoe UI" w:hAnsi="Segoe UI" w:eastAsia="Segoe UI" w:cs="Segoe UI"/>
+          <w:i w:val="0"/>
+          <w:iCs w:val="0"/>
+          <w:caps w:val="0"/>
+          <w:color w:val="FAF9F5"/>
+          <w:spacing w:val="0"/>
+          <w:sz w:val="19"/>
+          <w:szCs w:val="19"/>
+          <w:shd w:val="clear" w:fill="141413"/>
+          <w:lang w:val="en-US" w:eastAsia="zh-CN"/>
+        </w:rPr>
+      </w:pPr>
+    </w:p>
+    <w:p>
+      <w:pPr>
+        <w:pStyle w:val="6"/>
+        <w:keepNext w:val="0"/>
+        <w:keepLines w:val="0"/>
+        <w:pageBreakBefore w:val="0"/>
+        <w:widowControl/>
+        <w:numPr>
+          <w:numId w:val="0"/>
+        </w:numPr>
+        <w:suppressLineNumbers w:val="0"/>
+        <w:tabs>
+          <w:tab w:val="left" w:pos="312"/>
+        </w:tabs>
+        <w:kinsoku/>
+        <w:wordWrap/>
+        <w:overflowPunct/>
+        <w:topLinePunct w:val="0"/>
+        <w:autoSpaceDE/>
+        <w:autoSpaceDN/>
+        <w:bidi w:val="0"/>
+        <w:adjustRightInd/>
+        <w:snapToGrid/>
+        <w:spacing w:before="0" w:beforeAutospacing="0" w:after="0" w:afterAutospacing="0" w:line="360" w:lineRule="exact"/>
+        <w:ind w:right="0" w:rightChars="0"/>
+        <w:jc w:val="left"/>
+        <w:textAlignment w:val="auto"/>
+        <w:rPr>
+          <w:rFonts w:hint="eastAsia" w:ascii="Segoe UI" w:hAnsi="Segoe UI" w:eastAsia="宋体" w:cs="Segoe UI"/>
+          <w:i w:val="0"/>
+          <w:iCs w:val="0"/>
+          <w:caps w:val="0"/>
+          <w:color w:val="FAF9F5"/>
+          <w:spacing w:val="0"/>
+          <w:sz w:val="19"/>
+          <w:szCs w:val="19"/>
+          <w:shd w:val="clear" w:fill="141413"/>
+          <w:lang w:val="en-US" w:eastAsia="zh-CN"/>
+        </w:rPr>
+      </w:pPr>
+      <w:r>
+        <w:rPr>
+          <w:rFonts w:ascii="Segoe UI" w:hAnsi="Segoe UI" w:eastAsia="Segoe UI" w:cs="Segoe UI"/>
+          <w:i w:val="0"/>
+          <w:iCs w:val="0"/>
+          <w:caps w:val="0"/>
+          <w:color w:val="FAF9F5"/>
+          <w:spacing w:val="0"/>
+          <w:sz w:val="19"/>
+          <w:szCs w:val="19"/>
+          <w:shd w:val="clear" w:fill="141413"/>
+        </w:rPr>
+        <w:t>按照你上面修改完后，战斗的波次间隙还是没有无人机三选一。我觉得你</w:t>
+      </w:r>
+      <w:r>
+        <w:rPr>
+          <w:rFonts w:hint="eastAsia" w:ascii="Segoe UI" w:hAnsi="Segoe UI" w:eastAsia="宋体" w:cs="Segoe UI"/>
+          <w:i w:val="0"/>
+          <w:iCs w:val="0"/>
+          <w:caps w:val="0"/>
+          <w:color w:val="FAF9F5"/>
+          <w:spacing w:val="0"/>
+          <w:sz w:val="19"/>
+          <w:szCs w:val="19"/>
+          <w:shd w:val="clear" w:fill="141413"/>
+          <w:lang w:val="en-US" w:eastAsia="zh-CN"/>
+        </w:rPr>
+        <w:t>找错</w:t>
+      </w:r>
+      <w:r>
+        <w:rPr>
+          <w:rFonts w:ascii="Segoe UI" w:hAnsi="Segoe UI" w:eastAsia="Segoe UI" w:cs="Segoe UI"/>
+          <w:i w:val="0"/>
+          <w:iCs w:val="0"/>
+          <w:caps w:val="0"/>
+          <w:color w:val="FAF9F5"/>
+          <w:spacing w:val="0"/>
+          <w:sz w:val="19"/>
+          <w:szCs w:val="19"/>
+          <w:shd w:val="clear" w:fill="141413"/>
+        </w:rPr>
+        <w:t>方向了</w:t>
+      </w:r>
+      <w:r>
+        <w:rPr>
+          <w:rFonts w:hint="eastAsia" w:ascii="Segoe UI" w:hAnsi="Segoe UI" w:eastAsia="宋体" w:cs="Segoe UI"/>
+          <w:i w:val="0"/>
+          <w:iCs w:val="0"/>
+          <w:caps w:val="0"/>
+          <w:color w:val="FAF9F5"/>
+          <w:spacing w:val="0"/>
+          <w:sz w:val="19"/>
+          <w:szCs w:val="19"/>
+          <w:shd w:val="clear" w:fill="141413"/>
+          <w:lang w:eastAsia="zh-CN"/>
+        </w:rPr>
+        <w:t>。</w:t>
+      </w:r>
+      <w:r>
+        <w:rPr>
+          <w:rFonts w:hint="eastAsia" w:ascii="Segoe UI" w:hAnsi="Segoe UI" w:eastAsia="宋体" w:cs="Segoe UI"/>
+          <w:i w:val="0"/>
+          <w:iCs w:val="0"/>
+          <w:caps w:val="0"/>
+          <w:color w:val="FAF9F5"/>
+          <w:spacing w:val="0"/>
+          <w:sz w:val="19"/>
+          <w:szCs w:val="19"/>
+          <w:shd w:val="clear" w:fill="141413"/>
+          <w:lang w:val="en-US" w:eastAsia="zh-CN"/>
+        </w:rPr>
+        <w:t>你指导我添加或者开启相关流程的日志，然后我把日志截图发给你，</w:t>
+      </w:r>
+      <w:bookmarkStart w:id="0" w:name="_GoBack"/>
+      <w:bookmarkEnd w:id="0"/>
+      <w:r>
+        <w:rPr>
+          <w:rFonts w:hint="eastAsia" w:ascii="Segoe UI" w:hAnsi="Segoe UI" w:eastAsia="宋体" w:cs="Segoe UI"/>
+          <w:i w:val="0"/>
+          <w:iCs w:val="0"/>
+          <w:caps w:val="0"/>
+          <w:color w:val="FAF9F5"/>
+          <w:spacing w:val="0"/>
+          <w:sz w:val="19"/>
+          <w:szCs w:val="19"/>
+          <w:shd w:val="clear" w:fill="141413"/>
+          <w:lang w:val="en-US" w:eastAsia="zh-CN"/>
+        </w:rPr>
+        <w:t>你再判断是哪里出现的问题。</w:t>
+      </w:r>
+    </w:p>
+    <w:p>
+      <w:pPr>
+        <w:pStyle w:val="6"/>
+        <w:keepNext w:val="0"/>
+        <w:keepLines w:val="0"/>
+        <w:pageBreakBefore w:val="0"/>
+        <w:widowControl/>
+        <w:numPr>
+          <w:numId w:val="0"/>
+        </w:numPr>
+        <w:suppressLineNumbers w:val="0"/>
+        <w:tabs>
+          <w:tab w:val="left" w:pos="312"/>
+        </w:tabs>
+        <w:kinsoku/>
+        <w:wordWrap/>
+        <w:overflowPunct/>
+        <w:topLinePunct w:val="0"/>
+        <w:autoSpaceDE/>
+        <w:autoSpaceDN/>
+        <w:bidi w:val="0"/>
+        <w:adjustRightInd/>
+        <w:snapToGrid/>
+        <w:spacing w:before="0" w:beforeAutospacing="0" w:after="0" w:afterAutospacing="0" w:line="360" w:lineRule="exact"/>
+        <w:ind w:right="0" w:rightChars="0"/>
+        <w:jc w:val="left"/>
+        <w:textAlignment w:val="auto"/>
+        <w:rPr>
+          <w:rFonts w:hint="eastAsia" w:ascii="Segoe UI" w:hAnsi="Segoe UI" w:eastAsia="宋体" w:cs="Segoe UI"/>
+          <w:i w:val="0"/>
+          <w:iCs w:val="0"/>
+          <w:caps w:val="0"/>
+          <w:color w:val="FAF9F5"/>
+          <w:spacing w:val="0"/>
+          <w:sz w:val="19"/>
+          <w:szCs w:val="19"/>
+          <w:shd w:val="clear" w:fill="141413"/>
+          <w:lang w:val="en-US" w:eastAsia="zh-CN"/>
+        </w:rPr>
+      </w:pPr>
+    </w:p>
+    <w:p>
+      <w:pPr>
+        <w:pStyle w:val="6"/>
+        <w:keepNext w:val="0"/>
+        <w:keepLines w:val="0"/>
+        <w:pageBreakBefore w:val="0"/>
+        <w:widowControl/>
+        <w:numPr>
+          <w:numId w:val="0"/>
+        </w:numPr>
+        <w:suppressLineNumbers w:val="0"/>
+        <w:tabs>
+          <w:tab w:val="left" w:pos="312"/>
+        </w:tabs>
+        <w:kinsoku/>
+        <w:wordWrap/>
+        <w:overflowPunct/>
+        <w:topLinePunct w:val="0"/>
+        <w:autoSpaceDE/>
+        <w:autoSpaceDN/>
+        <w:bidi w:val="0"/>
+        <w:adjustRightInd/>
+        <w:snapToGrid/>
+        <w:spacing w:before="0" w:beforeAutospacing="0" w:after="0" w:afterAutospacing="0" w:line="360" w:lineRule="exact"/>
+        <w:ind w:right="0" w:rightChars="0"/>
+        <w:jc w:val="left"/>
+        <w:textAlignment w:val="auto"/>
+        <w:rPr>
+          <w:rFonts w:hint="eastAsia" w:ascii="Segoe UI" w:hAnsi="Segoe UI" w:eastAsia="宋体" w:cs="Segoe UI"/>
+          <w:i w:val="0"/>
+          <w:iCs w:val="0"/>
+          <w:caps w:val="0"/>
+          <w:color w:val="FAF9F5"/>
+          <w:spacing w:val="0"/>
+          <w:sz w:val="19"/>
+          <w:szCs w:val="19"/>
+          <w:shd w:val="clear" w:fill="141413"/>
+          <w:lang w:val="en-US" w:eastAsia="zh-CN"/>
+        </w:rPr>
+      </w:pPr>
+      <w:r>
+        <w:rPr>
+          <w:rFonts w:hint="eastAsia" w:ascii="Segoe UI" w:hAnsi="Segoe UI" w:eastAsia="宋体" w:cs="Segoe UI"/>
+          <w:i w:val="0"/>
+          <w:iCs w:val="0"/>
+          <w:caps w:val="0"/>
+          <w:color w:val="FAF9F5"/>
+          <w:spacing w:val="0"/>
+          <w:sz w:val="19"/>
+          <w:szCs w:val="19"/>
+          <w:shd w:val="clear" w:fill="141413"/>
+          <w:lang w:val="en-US" w:eastAsia="zh-CN"/>
+        </w:rPr>
+        <w:t xml:space="preserve">关于之前我的极寒光束技能，激光变为蓝色，然后激光射击怪物，怪物变色，然后播放VFX_FrostTrail粒子特效。现在可以把极寒光束的播放的这个粒子特效功能还有让范围内怪物减速的功能去掉。然后再新技能寒霜蔓延播放这个粒子特效功能，根据技能效果让范围内的怪物减速。然后寒霜蔓延的技能有个范围，就可以控制缩放粒子特效的大小，我会给你相关控制粒子的参数。然后玩家选择了寒霜蔓延技能，激光射击的怪物也会变蓝色，并且还会播放这个特效，被特效碰触的怪物也会变色。 </w:t>
+      </w:r>
+      <w:r>
+        <w:rPr>
+          <w:rFonts w:hint="eastAsia" w:ascii="Segoe UI" w:hAnsi="Segoe UI" w:eastAsia="宋体" w:cs="Segoe UI"/>
+          <w:i w:val="0"/>
+          <w:iCs w:val="0"/>
+          <w:caps w:val="0"/>
+          <w:color w:val="FAF9F5"/>
+          <w:spacing w:val="0"/>
+          <w:sz w:val="19"/>
+          <w:szCs w:val="19"/>
+          <w:shd w:val="clear" w:fill="141413"/>
+          <w:lang w:val="en-US" w:eastAsia="zh-CN"/>
+        </w:rPr>
+        <w:br w:type="textWrapping"/>
+      </w:r>
+      <w:r>
+        <w:rPr>
+          <w:rFonts w:hint="eastAsia" w:ascii="Segoe UI" w:hAnsi="Segoe UI" w:eastAsia="宋体" w:cs="Segoe UI"/>
+          <w:i w:val="0"/>
+          <w:iCs w:val="0"/>
+          <w:caps w:val="0"/>
+          <w:color w:val="FAF9F5"/>
+          <w:spacing w:val="0"/>
+          <w:sz w:val="19"/>
+          <w:szCs w:val="19"/>
+          <w:shd w:val="clear" w:fill="141413"/>
+          <w:lang w:val="en-US" w:eastAsia="zh-CN"/>
+        </w:rPr>
+        <w:t>另外还有一个问题，当寒霜蔓延的技能Lv5时，冻结敌人自然解冻时触发冰霜新星是什么意思？我该如何表现？</w:t>
+      </w:r>
+    </w:p>
+    <w:p>
+      <w:pPr>
+        <w:pStyle w:val="6"/>
+        <w:keepNext w:val="0"/>
+        <w:keepLines w:val="0"/>
+        <w:pageBreakBefore w:val="0"/>
+        <w:widowControl/>
+        <w:numPr>
+          <w:numId w:val="0"/>
+        </w:numPr>
+        <w:suppressLineNumbers w:val="0"/>
+        <w:tabs>
+          <w:tab w:val="left" w:pos="312"/>
+        </w:tabs>
+        <w:kinsoku/>
+        <w:wordWrap/>
+        <w:overflowPunct/>
+        <w:topLinePunct w:val="0"/>
+        <w:autoSpaceDE/>
+        <w:autoSpaceDN/>
+        <w:bidi w:val="0"/>
+        <w:adjustRightInd/>
+        <w:snapToGrid/>
+        <w:spacing w:before="0" w:beforeAutospacing="0" w:after="0" w:afterAutospacing="0" w:line="360" w:lineRule="exact"/>
+        <w:ind w:right="0" w:rightChars="0"/>
+        <w:jc w:val="left"/>
+        <w:textAlignment w:val="auto"/>
+        <w:rPr>
+          <w:rFonts w:hint="eastAsia" w:ascii="Segoe UI" w:hAnsi="Segoe UI" w:eastAsia="宋体" w:cs="Segoe UI"/>
+          <w:i w:val="0"/>
+          <w:iCs w:val="0"/>
+          <w:caps w:val="0"/>
+          <w:color w:val="FAF9F5"/>
+          <w:spacing w:val="0"/>
+          <w:sz w:val="19"/>
+          <w:szCs w:val="19"/>
+          <w:shd w:val="clear" w:fill="141413"/>
+          <w:lang w:val="en-US" w:eastAsia="zh-CN"/>
+        </w:rPr>
+      </w:pPr>
+    </w:p>
+    <w:p>
+      <w:pPr>
+        <w:pStyle w:val="6"/>
+        <w:keepNext w:val="0"/>
+        <w:keepLines w:val="0"/>
+        <w:pageBreakBefore w:val="0"/>
+        <w:widowControl/>
+        <w:numPr>
+          <w:numId w:val="0"/>
+        </w:numPr>
+        <w:suppressLineNumbers w:val="0"/>
+        <w:tabs>
+          <w:tab w:val="left" w:pos="312"/>
+        </w:tabs>
+        <w:kinsoku/>
+        <w:wordWrap/>
+        <w:overflowPunct/>
+        <w:topLinePunct w:val="0"/>
+        <w:autoSpaceDE/>
+        <w:autoSpaceDN/>
+        <w:bidi w:val="0"/>
+        <w:adjustRightInd/>
+        <w:snapToGrid/>
+        <w:spacing w:before="0" w:beforeAutospacing="0" w:after="0" w:afterAutospacing="0" w:line="360" w:lineRule="exact"/>
+        <w:ind w:right="0" w:rightChars="0"/>
+        <w:jc w:val="left"/>
+        <w:textAlignment w:val="auto"/>
+        <w:rPr>
+          <w:rFonts w:hint="eastAsia" w:ascii="Segoe UI" w:hAnsi="Segoe UI" w:eastAsia="宋体" w:cs="Segoe UI"/>
+          <w:i w:val="0"/>
+          <w:iCs w:val="0"/>
+          <w:caps w:val="0"/>
+          <w:color w:val="FAF9F5"/>
+          <w:spacing w:val="0"/>
+          <w:sz w:val="19"/>
+          <w:szCs w:val="19"/>
+          <w:shd w:val="clear" w:fill="141413"/>
+          <w:lang w:val="en-US" w:eastAsia="zh-CN"/>
+        </w:rPr>
+      </w:pPr>
+    </w:p>
+    <w:p>
+      <w:pPr>
+        <w:pStyle w:val="6"/>
+        <w:keepNext w:val="0"/>
+        <w:keepLines w:val="0"/>
+        <w:pageBreakBefore w:val="0"/>
+        <w:widowControl/>
+        <w:numPr>
+          <w:ilvl w:val="0"/>
+          <w:numId w:val="16"/>
+        </w:numPr>
+        <w:suppressLineNumbers w:val="0"/>
+        <w:kinsoku/>
+        <w:wordWrap/>
+        <w:overflowPunct/>
+        <w:topLinePunct w:val="0"/>
+        <w:autoSpaceDE/>
+        <w:autoSpaceDN/>
+        <w:bidi w:val="0"/>
+        <w:adjustRightInd/>
+        <w:snapToGrid/>
+        <w:spacing w:before="0" w:beforeAutospacing="0" w:after="0" w:afterAutospacing="0" w:line="360" w:lineRule="exact"/>
+        <w:ind w:right="0" w:rightChars="0"/>
+        <w:jc w:val="left"/>
+        <w:textAlignment w:val="auto"/>
+        <w:rPr>
+          <w:rFonts w:hint="eastAsia" w:ascii="Segoe UI" w:hAnsi="Segoe UI" w:eastAsia="宋体" w:cs="Segoe UI"/>
+          <w:i w:val="0"/>
+          <w:iCs w:val="0"/>
+          <w:caps w:val="0"/>
+          <w:color w:val="FAF9F5"/>
+          <w:spacing w:val="0"/>
+          <w:sz w:val="19"/>
+          <w:szCs w:val="19"/>
+          <w:shd w:val="clear" w:fill="141413"/>
+          <w:lang w:val="en-US" w:eastAsia="zh-CN"/>
+        </w:rPr>
+      </w:pPr>
+      <w:r>
+        <w:rPr>
+          <w:rFonts w:hint="eastAsia" w:ascii="Segoe UI" w:hAnsi="Segoe UI" w:eastAsia="宋体" w:cs="Segoe UI"/>
+          <w:i w:val="0"/>
+          <w:iCs w:val="0"/>
+          <w:caps w:val="0"/>
+          <w:color w:val="FAF9F5"/>
+          <w:spacing w:val="0"/>
+          <w:sz w:val="19"/>
+          <w:szCs w:val="19"/>
+          <w:shd w:val="clear" w:fill="141413"/>
+          <w:lang w:val="en-US" w:eastAsia="zh-CN"/>
+        </w:rPr>
+        <w:t>是否把SkillLevelData中的冰霜新星相关的字段全部删除？</w:t>
+      </w:r>
+    </w:p>
+    <w:p>
+      <w:pPr>
+        <w:pStyle w:val="6"/>
+        <w:keepNext w:val="0"/>
+        <w:keepLines w:val="0"/>
+        <w:pageBreakBefore w:val="0"/>
+        <w:widowControl/>
+        <w:numPr>
+          <w:ilvl w:val="0"/>
+          <w:numId w:val="16"/>
+        </w:numPr>
+        <w:suppressLineNumbers w:val="0"/>
+        <w:kinsoku/>
+        <w:wordWrap/>
+        <w:overflowPunct/>
+        <w:topLinePunct w:val="0"/>
+        <w:autoSpaceDE/>
+        <w:autoSpaceDN/>
+        <w:bidi w:val="0"/>
+        <w:adjustRightInd/>
+        <w:snapToGrid/>
+        <w:spacing w:before="0" w:beforeAutospacing="0" w:after="0" w:afterAutospacing="0" w:line="360" w:lineRule="exact"/>
+        <w:ind w:right="0" w:rightChars="0"/>
+        <w:jc w:val="left"/>
+        <w:textAlignment w:val="auto"/>
+        <w:rPr>
+          <w:rFonts w:hint="default" w:ascii="Segoe UI" w:hAnsi="Segoe UI" w:eastAsia="宋体" w:cs="Segoe UI"/>
+          <w:i w:val="0"/>
+          <w:iCs w:val="0"/>
+          <w:caps w:val="0"/>
+          <w:color w:val="FAF9F5"/>
+          <w:spacing w:val="0"/>
+          <w:sz w:val="19"/>
+          <w:szCs w:val="19"/>
+          <w:shd w:val="clear" w:fill="141413"/>
+          <w:lang w:val="en-US" w:eastAsia="zh-CN"/>
+        </w:rPr>
+      </w:pPr>
+      <w:r>
+        <w:rPr>
+          <w:rFonts w:hint="eastAsia" w:ascii="Segoe UI" w:hAnsi="Segoe UI" w:eastAsia="宋体" w:cs="Segoe UI"/>
+          <w:i w:val="0"/>
+          <w:iCs w:val="0"/>
+          <w:caps w:val="0"/>
+          <w:color w:val="FAF9F5"/>
+          <w:spacing w:val="0"/>
+          <w:sz w:val="19"/>
+          <w:szCs w:val="19"/>
+          <w:shd w:val="clear" w:fill="141413"/>
+          <w:lang w:val="en-US" w:eastAsia="zh-CN"/>
+        </w:rPr>
+        <w:t>给出寒霜蔓延so文件LV5的技能描述和相关参数，原来描述是：冻结敌人自然解冻时触发冰霜新星，周围 &lt;color=#00BFFF&gt;3.m&lt;/color&gt; 内造成 &lt;color=#00BFFF&gt;2×&lt;/color&gt; 伤害，并施加 &lt;color=#00BFFF&gt;20%&lt;/color&gt; 减速 &lt;color=#00BFFF&gt;2s&lt;/color&gt;</w:t>
+      </w:r>
+    </w:p>
+    <w:p>
+      <w:pPr>
+        <w:pStyle w:val="6"/>
+        <w:keepNext w:val="0"/>
+        <w:keepLines w:val="0"/>
+        <w:pageBreakBefore w:val="0"/>
+        <w:widowControl/>
+        <w:numPr>
+          <w:ilvl w:val="0"/>
+          <w:numId w:val="16"/>
+        </w:numPr>
+        <w:suppressLineNumbers w:val="0"/>
+        <w:kinsoku/>
+        <w:wordWrap/>
+        <w:overflowPunct/>
+        <w:topLinePunct w:val="0"/>
+        <w:autoSpaceDE/>
+        <w:autoSpaceDN/>
+        <w:bidi w:val="0"/>
+        <w:adjustRightInd/>
+        <w:snapToGrid/>
+        <w:spacing w:before="0" w:beforeAutospacing="0" w:after="0" w:afterAutospacing="0" w:line="360" w:lineRule="exact"/>
+        <w:ind w:right="0" w:rightChars="0"/>
+        <w:jc w:val="left"/>
+        <w:textAlignment w:val="auto"/>
+        <w:rPr>
+          <w:rFonts w:hint="default" w:ascii="Segoe UI" w:hAnsi="Segoe UI" w:eastAsia="宋体" w:cs="Segoe UI"/>
+          <w:i w:val="0"/>
+          <w:iCs w:val="0"/>
+          <w:caps w:val="0"/>
+          <w:color w:val="FAF9F5"/>
+          <w:spacing w:val="0"/>
+          <w:sz w:val="19"/>
+          <w:szCs w:val="19"/>
+          <w:shd w:val="clear" w:fill="141413"/>
+          <w:lang w:val="en-US" w:eastAsia="zh-CN"/>
+        </w:rPr>
+      </w:pPr>
+      <w:r>
+        <w:rPr>
+          <w:rFonts w:hint="eastAsia" w:ascii="Segoe UI" w:hAnsi="Segoe UI" w:eastAsia="宋体" w:cs="Segoe UI"/>
+          <w:i w:val="0"/>
+          <w:iCs w:val="0"/>
+          <w:caps w:val="0"/>
+          <w:color w:val="FAF9F5"/>
+          <w:spacing w:val="0"/>
+          <w:sz w:val="19"/>
+          <w:szCs w:val="19"/>
+          <w:shd w:val="clear" w:fill="141413"/>
+          <w:lang w:val="en-US" w:eastAsia="zh-CN"/>
+        </w:rPr>
+        <w:t>根据你上面代码做完修改和技能文件配置修改后，进入战斗，首先升级后弹出的技能三选一里还是有寒霜蔓延，这是错误的，应该是只有选择了极寒光束，才能解锁寒霜蔓延和冰结破碎技能，下一次升级三选一的时候，才能进入技能卡池。其次，选择了寒霜蔓延并没有相关的粒子特效，是否需要在GameScene场景文件中，把VFXPoolManager脚本里添加VFX配置？如果需要添加配置，给出需要增加配置的详细步骤和参数。 其次选择了寒霜蔓延技能，射击怪物也没有变色，是否需要修改配置或者代码？</w:t>
       </w:r>
     </w:p>
     <w:sectPr>
@@ -45517,6 +46530,22 @@
     </w:lvl>
   </w:abstractNum>
   <w:abstractNum w:abstractNumId="1">
+    <w:nsid w:val="9C3C1E4A"/>
+    <w:multiLevelType w:val="singleLevel"/>
+    <w:tmpl w:val="9C3C1E4A"/>
+    <w:lvl w:ilvl="0" w:tentative="0">
+      <w:start w:val="1"/>
+      <w:numFmt w:val="decimal"/>
+      <w:lvlText w:val="%1."/>
+      <w:lvlJc w:val="left"/>
+      <w:pPr>
+        <w:tabs>
+          <w:tab w:val="left" w:pos="312"/>
+        </w:tabs>
+      </w:pPr>
+    </w:lvl>
+  </w:abstractNum>
+  <w:abstractNum w:abstractNumId="2">
     <w:nsid w:val="B4CC688B"/>
     <w:multiLevelType w:val="singleLevel"/>
     <w:tmpl w:val="B4CC688B"/>
@@ -45532,7 +46561,7 @@
       </w:pPr>
     </w:lvl>
   </w:abstractNum>
-  <w:abstractNum w:abstractNumId="2">
+  <w:abstractNum w:abstractNumId="3">
     <w:nsid w:val="B9BA27FA"/>
     <w:multiLevelType w:val="singleLevel"/>
     <w:tmpl w:val="B9BA27FA"/>
@@ -45548,7 +46577,7 @@
       </w:pPr>
     </w:lvl>
   </w:abstractNum>
-  <w:abstractNum w:abstractNumId="3">
+  <w:abstractNum w:abstractNumId="4">
     <w:nsid w:val="BA624B10"/>
     <w:multiLevelType w:val="singleLevel"/>
     <w:tmpl w:val="BA624B10"/>
@@ -45564,7 +46593,7 @@
       </w:pPr>
     </w:lvl>
   </w:abstractNum>
-  <w:abstractNum w:abstractNumId="4">
+  <w:abstractNum w:abstractNumId="5">
     <w:nsid w:val="CB19537C"/>
     <w:multiLevelType w:val="singleLevel"/>
     <w:tmpl w:val="CB19537C"/>
@@ -45580,7 +46609,7 @@
       </w:pPr>
     </w:lvl>
   </w:abstractNum>
-  <w:abstractNum w:abstractNumId="5">
+  <w:abstractNum w:abstractNumId="6">
     <w:nsid w:val="CCC493D6"/>
     <w:multiLevelType w:val="singleLevel"/>
     <w:tmpl w:val="CCC493D6"/>
@@ -45596,7 +46625,7 @@
       </w:pPr>
     </w:lvl>
   </w:abstractNum>
-  <w:abstractNum w:abstractNumId="6">
+  <w:abstractNum w:abstractNumId="7">
     <w:nsid w:val="CCC9812E"/>
     <w:multiLevelType w:val="singleLevel"/>
     <w:tmpl w:val="CCC9812E"/>
@@ -45612,7 +46641,7 @@
       </w:pPr>
     </w:lvl>
   </w:abstractNum>
-  <w:abstractNum w:abstractNumId="7">
+  <w:abstractNum w:abstractNumId="8">
     <w:nsid w:val="DAE84F9C"/>
     <w:multiLevelType w:val="singleLevel"/>
     <w:tmpl w:val="DAE84F9C"/>
@@ -45628,7 +46657,7 @@
       </w:pPr>
     </w:lvl>
   </w:abstractNum>
-  <w:abstractNum w:abstractNumId="8">
+  <w:abstractNum w:abstractNumId="9">
     <w:nsid w:val="E08716D0"/>
     <w:multiLevelType w:val="singleLevel"/>
     <w:tmpl w:val="E08716D0"/>
@@ -45644,7 +46673,7 @@
       </w:pPr>
     </w:lvl>
   </w:abstractNum>
-  <w:abstractNum w:abstractNumId="9">
+  <w:abstractNum w:abstractNumId="10">
     <w:nsid w:val="1C2E64A3"/>
     <w:multiLevelType w:val="singleLevel"/>
     <w:tmpl w:val="1C2E64A3"/>
@@ -45660,7 +46689,7 @@
       </w:pPr>
     </w:lvl>
   </w:abstractNum>
-  <w:abstractNum w:abstractNumId="10">
+  <w:abstractNum w:abstractNumId="11">
     <w:nsid w:val="3FD10ACD"/>
     <w:multiLevelType w:val="singleLevel"/>
     <w:tmpl w:val="3FD10ACD"/>
@@ -45676,7 +46705,7 @@
       </w:pPr>
     </w:lvl>
   </w:abstractNum>
-  <w:abstractNum w:abstractNumId="11">
+  <w:abstractNum w:abstractNumId="12">
     <w:nsid w:val="465A9D5F"/>
     <w:multiLevelType w:val="singleLevel"/>
     <w:tmpl w:val="465A9D5F"/>
@@ -45692,7 +46721,7 @@
       </w:pPr>
     </w:lvl>
   </w:abstractNum>
-  <w:abstractNum w:abstractNumId="12">
+  <w:abstractNum w:abstractNumId="13">
     <w:nsid w:val="4BD80F87"/>
     <w:multiLevelType w:val="singleLevel"/>
     <w:tmpl w:val="4BD80F87"/>
@@ -45708,7 +46737,7 @@
       </w:pPr>
     </w:lvl>
   </w:abstractNum>
-  <w:abstractNum w:abstractNumId="13">
+  <w:abstractNum w:abstractNumId="14">
     <w:nsid w:val="4DF9C11A"/>
     <w:multiLevelType w:val="singleLevel"/>
     <w:tmpl w:val="4DF9C11A"/>
@@ -45724,7 +46753,7 @@
       </w:pPr>
     </w:lvl>
   </w:abstractNum>
-  <w:abstractNum w:abstractNumId="14">
+  <w:abstractNum w:abstractNumId="15">
     <w:nsid w:val="52C84A1A"/>
     <w:multiLevelType w:val="singleLevel"/>
     <w:tmpl w:val="52C84A1A"/>
@@ -45741,49 +46770,52 @@
     </w:lvl>
   </w:abstractNum>
   <w:num w:numId="1">
-    <w:abstractNumId w:val="5"/>
+    <w:abstractNumId w:val="6"/>
   </w:num>
   <w:num w:numId="2">
-    <w:abstractNumId w:val="11"/>
+    <w:abstractNumId w:val="12"/>
   </w:num>
   <w:num w:numId="3">
     <w:abstractNumId w:val="0"/>
   </w:num>
   <w:num w:numId="4">
+    <w:abstractNumId w:val="10"/>
+  </w:num>
+  <w:num w:numId="5">
     <w:abstractNumId w:val="9"/>
   </w:num>
-  <w:num w:numId="5">
+  <w:num w:numId="6">
+    <w:abstractNumId w:val="5"/>
+  </w:num>
+  <w:num w:numId="7">
+    <w:abstractNumId w:val="4"/>
+  </w:num>
+  <w:num w:numId="8">
+    <w:abstractNumId w:val="13"/>
+  </w:num>
+  <w:num w:numId="9">
+    <w:abstractNumId w:val="3"/>
+  </w:num>
+  <w:num w:numId="10">
     <w:abstractNumId w:val="8"/>
   </w:num>
-  <w:num w:numId="6">
-    <w:abstractNumId w:val="4"/>
+  <w:num w:numId="11">
+    <w:abstractNumId w:val="7"/>
   </w:num>
-  <w:num w:numId="7">
-    <w:abstractNumId w:val="3"/>
+  <w:num w:numId="12">
+    <w:abstractNumId w:val="14"/>
   </w:num>
-  <w:num w:numId="8">
-    <w:abstractNumId w:val="12"/>
-  </w:num>
-  <w:num w:numId="9">
+  <w:num w:numId="13">
     <w:abstractNumId w:val="2"/>
   </w:num>
-  <w:num w:numId="10">
-    <w:abstractNumId w:val="7"/>
-  </w:num>
-  <w:num w:numId="11">
-    <w:abstractNumId w:val="6"/>
-  </w:num>
-  <w:num w:numId="12">
-    <w:abstractNumId w:val="13"/>
-  </w:num>
-  <w:num w:numId="13">
-    <w:abstractNumId w:val="1"/>
-  </w:num>
   <w:num w:numId="14">
-    <w:abstractNumId w:val="14"/>
+    <w:abstractNumId w:val="15"/>
   </w:num>
   <w:num w:numId="15">
-    <w:abstractNumId w:val="10"/>
+    <w:abstractNumId w:val="11"/>
+  </w:num>
+  <w:num w:numId="16">
+    <w:abstractNumId w:val="1"/>
   </w:num>
 </w:numbering>
 </file>
